--- a/00_제출/제출본/JB_LocalGuard_OS_기능명세서.docx
+++ b/00_제출/제출본/JB_LocalGuard_OS_기능명세서.docx
@@ -2,7 +2,7 @@
 <file path=word/document.xml><?xml version="1.0" encoding="utf-8"?>
 <w:document xmlns:w="http://schemas.openxmlformats.org/wordprocessingml/2006/main" xmlns:m="http://schemas.openxmlformats.org/officeDocument/2006/math" xmlns:r="http://schemas.openxmlformats.org/officeDocument/2006/relationships" xmlns:o="urn:schemas-microsoft-com:office:office" xmlns:v="urn:schemas-microsoft-com:vml" xmlns:w10="urn:schemas-microsoft-com:office:word" xmlns:a="http://schemas.openxmlformats.org/drawingml/2006/main" xmlns:pic="http://schemas.openxmlformats.org/drawingml/2006/picture" xmlns:wp="http://schemas.openxmlformats.org/drawingml/2006/wordprocessingDrawing">
   <w:body>
-    <w:bookmarkStart w:id="21" w:name="jb-localguard-os-기능명세서"/>
+    <w:bookmarkStart w:id="30" w:name="jb-localguard-os-기능명세서"/>
     <w:p>
       <w:pPr>
         <w:pStyle w:val="Heading1"/>
@@ -16,7 +16,7 @@
         <w:pStyle w:val="BlockText"/>
       </w:pPr>
       <w:r>
-        <w:t xml:space="preserve">JB금융그룹 Fin:AI Challenge · 자유주제 · 제출물 ②(필수) · 공식 6파트 · 본문 3페이지 권장(부록 별도)</w:t>
+        <w:t xml:space="preserve">JB금융그룹 Fin:AI Challenge · 자유주제 · 제출물 ②(필수) · 공식 6파트(+변경이력) · 본문 3페이지 권장(부록 별도)</w:t>
       </w:r>
       <w:r>
         <w:t xml:space="preserve"> </w:t>
@@ -32,7 +32,7 @@
           <w:rPr>
             <w:rStyle w:val="VerbatimChar"/>
           </w:rPr>
-          <w:t xml:space="preserve">docs/_canon.md</w:t>
+          <w:t xml:space="preserve">_canon.md</w:t>
         </w:r>
       </w:hyperlink>
       <w:r>
@@ -49,7 +49,7 @@
         </w:pict>
       </w:r>
     </w:p>
-    <w:bookmarkStart w:id="10" w:name="서비스-개요-service"/>
+    <w:bookmarkStart w:id="13" w:name="서비스-개요-service"/>
     <w:p>
       <w:pPr>
         <w:pStyle w:val="Heading2"/>
@@ -109,6 +109,61 @@
       </w:r>
       <w:r>
         <w:t xml:space="preserve">이다.</w:t>
+      </w:r>
+    </w:p>
+    <w:p>
+      <w:pPr>
+        <w:pStyle w:val="CaptionedFigure"/>
+      </w:pPr>
+      <w:r>
+        <w:drawing>
+          <wp:inline>
+            <wp:extent cx="5334000" cy="815528"/>
+            <wp:effectExtent b="0" l="0" r="0" t="0"/>
+            <wp:docPr descr="운영 루프" title="" id="11" name="Picture"/>
+            <a:graphic>
+              <a:graphicData uri="http://schemas.openxmlformats.org/drawingml/2006/picture">
+                <pic:pic>
+                  <pic:nvPicPr>
+                    <pic:cNvPr descr="../02_제품/자산/diagrams/system-loop.png" id="12" name="Picture"/>
+                    <pic:cNvPicPr>
+                      <a:picLocks noChangeArrowheads="1" noChangeAspect="1"/>
+                    </pic:cNvPicPr>
+                  </pic:nvPicPr>
+                  <pic:blipFill>
+                    <a:blip r:embed="rId10"/>
+                    <a:stretch>
+                      <a:fillRect/>
+                    </a:stretch>
+                  </pic:blipFill>
+                  <pic:spPr bwMode="auto">
+                    <a:xfrm>
+                      <a:off x="0" y="0"/>
+                      <a:ext cx="5334000" cy="815528"/>
+                    </a:xfrm>
+                    <a:prstGeom prst="rect">
+                      <a:avLst/>
+                    </a:prstGeom>
+                    <a:noFill/>
+                    <a:ln w="9525">
+                      <a:noFill/>
+                      <a:headEnd/>
+                      <a:tailEnd/>
+                    </a:ln>
+                  </pic:spPr>
+                </pic:pic>
+              </a:graphicData>
+            </a:graphic>
+          </wp:inline>
+        </w:drawing>
+      </w:r>
+    </w:p>
+    <w:p>
+      <w:pPr>
+        <w:pStyle w:val="ImageCaption"/>
+      </w:pPr>
+      <w:r>
+        <w:t xml:space="preserve">운영 루프</w:t>
       </w:r>
     </w:p>
     <w:tbl>
@@ -312,6 +367,30 @@
           </w:p>
         </w:tc>
       </w:tr>
+      <w:tr>
+        <w:tc>
+          <w:tcPr/>
+          <w:p>
+            <w:pPr>
+              <w:pStyle w:val="Compact"/>
+            </w:pPr>
+            <w:r>
+              <w:t xml:space="preserve">규모</w:t>
+            </w:r>
+          </w:p>
+        </w:tc>
+        <w:tc>
+          <w:tcPr/>
+          <w:p>
+            <w:pPr>
+              <w:pStyle w:val="Compact"/>
+            </w:pPr>
+            <w:r>
+              <w:t xml:space="preserve">에이전트 14 · 스킬 25 · 플러그인/MCP 6 · 화면 15 · E2E 19</w:t>
+            </w:r>
+          </w:p>
+        </w:tc>
+      </w:tr>
     </w:tbl>
     <w:p>
       <w:r>
@@ -320,8 +399,8 @@
         </w:pict>
       </w:r>
     </w:p>
-    <w:bookmarkEnd w:id="10"/>
-    <w:bookmarkStart w:id="11" w:name="시스템-구성도-architecture"/>
+    <w:bookmarkEnd w:id="13"/>
+    <w:bookmarkStart w:id="16" w:name="시스템-구성도-architecture"/>
     <w:p>
       <w:pPr>
         <w:pStyle w:val="Heading2"/>
@@ -498,24 +577,28 @@
       <w:r>
         <w:t xml:space="preserve"> </w:t>
       </w:r>
-      <w:r>
-        <w:rPr>
-          <w:rStyle w:val="VerbatimChar"/>
-        </w:rPr>
-        <w:t xml:space="preserve">07_아키텍처/</w:t>
-      </w:r>
+      <w:hyperlink r:id="rId14">
+        <w:r>
+          <w:rPr>
+            <w:rStyle w:val="VerbatimChar"/>
+          </w:rPr>
+          <w:t xml:space="preserve">04_아키텍처/</w:t>
+        </w:r>
+      </w:hyperlink>
       <w:r>
         <w:t xml:space="preserve">,</w:t>
       </w:r>
       <w:r>
         <w:t xml:space="preserve"> </w:t>
       </w:r>
-      <w:r>
-        <w:rPr>
-          <w:rStyle w:val="VerbatimChar"/>
-        </w:rPr>
-        <w:t xml:space="preserve">docs/02_product/element-specs/07-data-governance-pii.md</w:t>
-      </w:r>
+      <w:hyperlink r:id="rId15">
+        <w:r>
+          <w:rPr>
+            <w:rStyle w:val="VerbatimChar"/>
+          </w:rPr>
+          <w:t xml:space="preserve">02_제품/element-specs/07-data-governance-pii.md</w:t>
+        </w:r>
+      </w:hyperlink>
       <w:r>
         <w:t xml:space="preserve">.</w:t>
       </w:r>
@@ -561,8 +644,8 @@
         </w:pict>
       </w:r>
     </w:p>
-    <w:bookmarkEnd w:id="11"/>
-    <w:bookmarkStart w:id="12" w:name="핵심-기능-명세-feature-specification"/>
+    <w:bookmarkEnd w:id="16"/>
+    <w:bookmarkStart w:id="17" w:name="핵심-기능-명세-feature-specification"/>
     <w:p>
       <w:pPr>
         <w:pStyle w:val="Heading2"/>
@@ -1237,8 +1320,8 @@
         </w:pict>
       </w:r>
     </w:p>
-    <w:bookmarkEnd w:id="12"/>
-    <w:bookmarkStart w:id="13" w:name="주요-기능-흐름도-flow"/>
+    <w:bookmarkEnd w:id="17"/>
+    <w:bookmarkStart w:id="21" w:name="주요-기능-흐름도-flow"/>
     <w:p>
       <w:pPr>
         <w:pStyle w:val="Heading2"/>
@@ -1378,6 +1461,69 @@
     <w:p>
       <w:pPr>
         <w:pStyle w:val="FirstParagraph"/>
+      </w:pPr>
+      <w:r>
+        <w:t xml:space="preserve">외부 LLM 호출 구간의 PII 비반출 4중 방어:</w:t>
+      </w:r>
+    </w:p>
+    <w:p>
+      <w:pPr>
+        <w:pStyle w:val="CaptionedFigure"/>
+      </w:pPr>
+      <w:r>
+        <w:drawing>
+          <wp:inline>
+            <wp:extent cx="5334000" cy="1232533"/>
+            <wp:effectExtent b="0" l="0" r="0" t="0"/>
+            <wp:docPr descr="데이터 거버넌스 4중 방어" title="" id="19" name="Picture"/>
+            <a:graphic>
+              <a:graphicData uri="http://schemas.openxmlformats.org/drawingml/2006/picture">
+                <pic:pic>
+                  <pic:nvPicPr>
+                    <pic:cNvPr descr="../02_제품/자산/diagrams/governance-4defense.png" id="20" name="Picture"/>
+                    <pic:cNvPicPr>
+                      <a:picLocks noChangeArrowheads="1" noChangeAspect="1"/>
+                    </pic:cNvPicPr>
+                  </pic:nvPicPr>
+                  <pic:blipFill>
+                    <a:blip r:embed="rId18"/>
+                    <a:stretch>
+                      <a:fillRect/>
+                    </a:stretch>
+                  </pic:blipFill>
+                  <pic:spPr bwMode="auto">
+                    <a:xfrm>
+                      <a:off x="0" y="0"/>
+                      <a:ext cx="5334000" cy="1232533"/>
+                    </a:xfrm>
+                    <a:prstGeom prst="rect">
+                      <a:avLst/>
+                    </a:prstGeom>
+                    <a:noFill/>
+                    <a:ln w="9525">
+                      <a:noFill/>
+                      <a:headEnd/>
+                      <a:tailEnd/>
+                    </a:ln>
+                  </pic:spPr>
+                </pic:pic>
+              </a:graphicData>
+            </a:graphic>
+          </wp:inline>
+        </w:drawing>
+      </w:r>
+    </w:p>
+    <w:p>
+      <w:pPr>
+        <w:pStyle w:val="ImageCaption"/>
+      </w:pPr>
+      <w:r>
+        <w:t xml:space="preserve">데이터 거버넌스 4중 방어</w:t>
+      </w:r>
+    </w:p>
+    <w:p>
+      <w:pPr>
+        <w:pStyle w:val="BodyText"/>
       </w:pPr>
       <w:r>
         <w:t xml:space="preserve">판단→행동→검증→(승인)→감사→후속의</w:t>
@@ -1403,8 +1549,8 @@
         </w:pict>
       </w:r>
     </w:p>
-    <w:bookmarkEnd w:id="13"/>
-    <w:bookmarkStart w:id="14" w:name="향후-발전-방향-future-work"/>
+    <w:bookmarkEnd w:id="21"/>
+    <w:bookmarkStart w:id="22" w:name="향후-발전-방향-future-work"/>
     <w:p>
       <w:pPr>
         <w:pStyle w:val="Heading2"/>
@@ -1551,8 +1697,8 @@
         </w:pict>
       </w:r>
     </w:p>
-    <w:bookmarkEnd w:id="14"/>
-    <w:bookmarkStart w:id="20" w:name="부록-appendix"/>
+    <w:bookmarkEnd w:id="22"/>
+    <w:bookmarkStart w:id="28" w:name="부록-appendix"/>
     <w:p>
       <w:pPr>
         <w:pStyle w:val="Heading2"/>
@@ -1561,7 +1707,7 @@
         <w:t xml:space="preserve">6. 부록 (Appendix)</w:t>
       </w:r>
     </w:p>
-    <w:bookmarkStart w:id="16" w:name="a.-외부-데이터오픈소스상용-api-인벤토리-라이선스제약-발췌"/>
+    <w:bookmarkStart w:id="24" w:name="a.-외부-데이터오픈소스상용-api-인벤토리-라이선스제약-발췌"/>
     <w:p>
       <w:pPr>
         <w:pStyle w:val="Heading3"/>
@@ -2007,17 +2153,17 @@
       <w:r>
         <w:t xml:space="preserve"> </w:t>
       </w:r>
-      <w:hyperlink r:id="rId15">
+      <w:hyperlink r:id="rId23">
         <w:r>
           <w:rPr>
             <w:rStyle w:val="VerbatimChar"/>
           </w:rPr>
-          <w:t xml:space="preserve">docs/01_research/data-api-license-inventory.md</w:t>
+          <w:t xml:space="preserve">05_리서치/data-api-license-inventory.md</w:t>
         </w:r>
       </w:hyperlink>
     </w:p>
-    <w:bookmarkEnd w:id="16"/>
-    <w:bookmarkStart w:id="17" w:name="b.-구현-추적성-화면-함수-노드"/>
+    <w:bookmarkEnd w:id="24"/>
+    <w:bookmarkStart w:id="25" w:name="b.-구현-추적성-화면-함수-노드"/>
     <w:p>
       <w:pPr>
         <w:pStyle w:val="Heading3"/>
@@ -2111,18 +2257,20 @@
       <w:r>
         <w:t xml:space="preserve"> </w:t>
       </w:r>
-      <w:r>
-        <w:rPr>
-          <w:rStyle w:val="VerbatimChar"/>
-        </w:rPr>
-        <w:t xml:space="preserve">07_아키텍처/README.md</w:t>
-      </w:r>
+      <w:hyperlink r:id="rId14">
+        <w:r>
+          <w:rPr>
+            <w:rStyle w:val="VerbatimChar"/>
+          </w:rPr>
+          <w:t xml:space="preserve">04_아키텍처/README.md</w:t>
+        </w:r>
+      </w:hyperlink>
       <w:r>
         <w:t xml:space="preserve">.</w:t>
       </w:r>
     </w:p>
-    <w:bookmarkEnd w:id="17"/>
-    <w:bookmarkStart w:id="18" w:name="c.-용어집"/>
+    <w:bookmarkEnd w:id="25"/>
+    <w:bookmarkStart w:id="26" w:name="c.-용어집"/>
     <w:p>
       <w:pPr>
         <w:pStyle w:val="Heading3"/>
@@ -2139,8 +2287,8 @@
         <w:t xml:space="preserve">Case(작업 단위)·AgentRun(실행 기록)·Skill(장착 처리능력)·Evidence(근거·출처)·Approval Gate(사람 승인 단계)·Audit Ledger(무결성 감사 원장)·데이터 등급제/토큰화/모델 라우팅/반출 스캔(거버넌스 4중 방어).</w:t>
       </w:r>
     </w:p>
-    <w:bookmarkEnd w:id="18"/>
-    <w:bookmarkStart w:id="19" w:name="d.-검증-방법"/>
+    <w:bookmarkEnd w:id="26"/>
+    <w:bookmarkStart w:id="27" w:name="d.-검증-방법"/>
     <w:p>
       <w:pPr>
         <w:pStyle w:val="Heading3"/>
@@ -2157,7 +2305,7 @@
         <w:rPr>
           <w:rStyle w:val="VerbatimChar"/>
         </w:rPr>
-        <w:t xml:space="preserve">python3 scripts/verify_static.py</w:t>
+        <w:t xml:space="preserve">python3 02_제품/scripts/verify_static.py</w:t>
       </w:r>
       <w:r>
         <w:t xml:space="preserve">,</w:t>
@@ -2169,15 +2317,241 @@
         <w:rPr>
           <w:rStyle w:val="VerbatimChar"/>
         </w:rPr>
-        <w:t xml:space="preserve">node --check app/*.js</w:t>
-      </w:r>
-      <w:r>
-        <w:t xml:space="preserve">, Playwright e2e 19종, 골든 패스 3종 데모.</w:t>
-      </w:r>
-    </w:p>
-    <w:bookmarkEnd w:id="19"/>
-    <w:bookmarkEnd w:id="20"/>
-    <w:bookmarkEnd w:id="21"/>
+        <w:t xml:space="preserve">node --check 02_제품/app/app.js</w:t>
+      </w:r>
+      <w:r>
+        <w:t xml:space="preserve">, Playwright E2E 19종, 골든 패스 3종 데모.</w:t>
+      </w:r>
+    </w:p>
+    <w:p>
+      <w:r>
+        <w:pict>
+          <v:rect style="width:0;height:1.5pt" o:hralign="center" o:hrstd="t" o:hr="t"/>
+        </w:pict>
+      </w:r>
+    </w:p>
+    <w:bookmarkEnd w:id="27"/>
+    <w:bookmarkEnd w:id="28"/>
+    <w:bookmarkStart w:id="29" w:name="기능-변경이력-change-log"/>
+    <w:p>
+      <w:pPr>
+        <w:pStyle w:val="Heading2"/>
+      </w:pPr>
+      <w:r>
+        <w:t xml:space="preserve">7. 기능 변경이력 (Change Log)</w:t>
+      </w:r>
+    </w:p>
+    <w:p>
+      <w:pPr>
+        <w:pStyle w:val="FirstParagraph"/>
+      </w:pPr>
+      <w:r>
+        <w:t xml:space="preserve">예선 제출 시점 기준. 본선 단계에서 추가·수정·삭제가 발생하면 아래 형식으로 기록한다.</w:t>
+      </w:r>
+    </w:p>
+    <w:tbl>
+      <w:tblPr>
+        <w:tblStyle w:val="Table"/>
+        <w:tblW w:type="pct" w:w="5000"/>
+        <w:tblLayout w:type="fixed"/>
+        <w:tblLook w:firstRow="1" w:lastRow="0" w:firstColumn="0" w:lastColumn="0" w:noHBand="0" w:noVBand="0" w:val="0020"/>
+      </w:tblPr>
+      <w:tblGrid>
+        <w:gridCol w:w="1980"/>
+        <w:gridCol w:w="1980"/>
+        <w:gridCol w:w="1980"/>
+        <w:gridCol w:w="1980"/>
+      </w:tblGrid>
+      <w:tr>
+        <w:trPr>
+          <w:tblHeader w:val="on"/>
+        </w:trPr>
+        <w:tc>
+          <w:tcPr/>
+          <w:p>
+            <w:pPr>
+              <w:pStyle w:val="Compact"/>
+            </w:pPr>
+            <w:r>
+              <w:t xml:space="preserve">버전</w:t>
+            </w:r>
+          </w:p>
+        </w:tc>
+        <w:tc>
+          <w:tcPr/>
+          <w:p>
+            <w:pPr>
+              <w:pStyle w:val="Compact"/>
+            </w:pPr>
+            <w:r>
+              <w:t xml:space="preserve">일자</w:t>
+            </w:r>
+          </w:p>
+        </w:tc>
+        <w:tc>
+          <w:tcPr/>
+          <w:p>
+            <w:pPr>
+              <w:pStyle w:val="Compact"/>
+            </w:pPr>
+            <w:r>
+              <w:t xml:space="preserve">구분</w:t>
+            </w:r>
+          </w:p>
+        </w:tc>
+        <w:tc>
+          <w:tcPr/>
+          <w:p>
+            <w:pPr>
+              <w:pStyle w:val="Compact"/>
+            </w:pPr>
+            <w:r>
+              <w:t xml:space="preserve">내용</w:t>
+            </w:r>
+          </w:p>
+        </w:tc>
+      </w:tr>
+      <w:tr>
+        <w:tc>
+          <w:tcPr/>
+          <w:p>
+            <w:pPr>
+              <w:pStyle w:val="Compact"/>
+            </w:pPr>
+            <w:r>
+              <w:t xml:space="preserve">v0.1 (예선)</w:t>
+            </w:r>
+          </w:p>
+        </w:tc>
+        <w:tc>
+          <w:tcPr/>
+          <w:p>
+            <w:pPr>
+              <w:pStyle w:val="Compact"/>
+            </w:pPr>
+            <w:r>
+              <w:t xml:space="preserve">2026-06-14</w:t>
+            </w:r>
+          </w:p>
+        </w:tc>
+        <w:tc>
+          <w:tcPr/>
+          <w:p>
+            <w:pPr>
+              <w:pStyle w:val="Compact"/>
+            </w:pPr>
+            <w:r>
+              <w:t xml:space="preserve">신규</w:t>
+            </w:r>
+          </w:p>
+        </w:tc>
+        <w:tc>
+          <w:tcPr/>
+          <w:p>
+            <w:pPr>
+              <w:pStyle w:val="Compact"/>
+            </w:pPr>
+            <w:r>
+              <w:t xml:space="preserve">정적 MVP — 14 에이전트·25 스킬·15 화면·골든 패스 3종·PII 비반출 거버넌스·감사 원장</w:t>
+            </w:r>
+          </w:p>
+        </w:tc>
+      </w:tr>
+      <w:tr>
+        <w:tc>
+          <w:tcPr/>
+          <w:p>
+            <w:pPr>
+              <w:pStyle w:val="Compact"/>
+            </w:pPr>
+            <w:r>
+              <w:t xml:space="preserve">(예정) 본선</w:t>
+            </w:r>
+          </w:p>
+        </w:tc>
+        <w:tc>
+          <w:tcPr/>
+          <w:p>
+            <w:pPr>
+              <w:pStyle w:val="Compact"/>
+            </w:pPr>
+            <w:r>
+              <w:t xml:space="preserve">—</w:t>
+            </w:r>
+          </w:p>
+        </w:tc>
+        <w:tc>
+          <w:tcPr/>
+          <w:p>
+            <w:pPr>
+              <w:pStyle w:val="Compact"/>
+            </w:pPr>
+            <w:r>
+              <w:t xml:space="preserve">추가</w:t>
+            </w:r>
+          </w:p>
+        </w:tc>
+        <w:tc>
+          <w:tcPr/>
+          <w:p>
+            <w:pPr>
+              <w:pStyle w:val="Compact"/>
+            </w:pPr>
+            <w:r>
+              <w:t xml:space="preserve">공공 데이터 API 연동, 온프레/외부 모델 라우팅 실연동, 백엔드 API 승격</w:t>
+            </w:r>
+          </w:p>
+        </w:tc>
+      </w:tr>
+      <w:tr>
+        <w:tc>
+          <w:tcPr/>
+          <w:p>
+            <w:pPr>
+              <w:pStyle w:val="Compact"/>
+            </w:pPr>
+            <w:r>
+              <w:t xml:space="preserve">(예정) 본선</w:t>
+            </w:r>
+          </w:p>
+        </w:tc>
+        <w:tc>
+          <w:tcPr/>
+          <w:p>
+            <w:pPr>
+              <w:pStyle w:val="Compact"/>
+            </w:pPr>
+            <w:r>
+              <w:t xml:space="preserve">—</w:t>
+            </w:r>
+          </w:p>
+        </w:tc>
+        <w:tc>
+          <w:tcPr/>
+          <w:p>
+            <w:pPr>
+              <w:pStyle w:val="Compact"/>
+            </w:pPr>
+            <w:r>
+              <w:t xml:space="preserve">추가</w:t>
+            </w:r>
+          </w:p>
+        </w:tc>
+        <w:tc>
+          <w:tcPr/>
+          <w:p>
+            <w:pPr>
+              <w:pStyle w:val="Compact"/>
+            </w:pPr>
+            <w:r>
+              <w:t xml:space="preserve">RAG 근거 연결, 위험 점수 산식 고도화, 실행 실패 복구(재시도·SLA 상위보고)</w:t>
+            </w:r>
+          </w:p>
+        </w:tc>
+      </w:tr>
+    </w:tbl>
+    <w:bookmarkEnd w:id="29"/>
+    <w:bookmarkEnd w:id="30"/>
     <w:sectPr>
       <w:footnotePr>
         <w:numRestart w:val="eachSect"/>

--- a/00_제출/제출본/JB_LocalGuard_OS_기능명세서.docx
+++ b/00_제출/제출본/JB_LocalGuard_OS_기능명세서.docx
@@ -2,7 +2,7 @@
 <file path=word/document.xml><?xml version="1.0" encoding="utf-8"?>
 <w:document xmlns:w="http://schemas.openxmlformats.org/wordprocessingml/2006/main" xmlns:m="http://schemas.openxmlformats.org/officeDocument/2006/math" xmlns:r="http://schemas.openxmlformats.org/officeDocument/2006/relationships" xmlns:o="urn:schemas-microsoft-com:office:office" xmlns:v="urn:schemas-microsoft-com:vml" xmlns:w10="urn:schemas-microsoft-com:office:word" xmlns:a="http://schemas.openxmlformats.org/drawingml/2006/main" xmlns:pic="http://schemas.openxmlformats.org/drawingml/2006/picture" xmlns:wp="http://schemas.openxmlformats.org/drawingml/2006/wordprocessingDrawing">
   <w:body>
-    <w:bookmarkStart w:id="31" w:name="jb-localguard-os-기능명세서"/>
+    <w:bookmarkStart w:id="35" w:name="jb-localguard-os-기능명세서"/>
     <w:p>
       <w:pPr>
         <w:pStyle w:val="Heading1"/>
@@ -400,7 +400,7 @@
       </w:r>
     </w:p>
     <w:bookmarkEnd w:id="13"/>
-    <w:bookmarkStart w:id="16" w:name="시스템-구성도-architecture"/>
+    <w:bookmarkStart w:id="20" w:name="시스템-구성도-architecture"/>
     <w:p>
       <w:pPr>
         <w:pStyle w:val="Heading2"/>
@@ -411,131 +411,93 @@
     </w:p>
     <w:p>
       <w:pPr>
-        <w:pStyle w:val="SourceCode"/>
-      </w:pPr>
-      <w:r>
-        <w:rPr>
-          <w:rStyle w:val="VerbatimChar"/>
-        </w:rPr>
-        <w:t xml:space="preserve">flowchart LR</w:t>
-      </w:r>
-      <w:r>
-        <w:br/>
-      </w:r>
-      <w:r>
-        <w:rPr>
-          <w:rStyle w:val="VerbatimChar"/>
-        </w:rPr>
-        <w:t xml:space="preserve">  User["RM/준법/리스크 담당자"] --&gt; UI["Web Console (4-zone)"]</w:t>
-      </w:r>
-      <w:r>
-        <w:br/>
-      </w:r>
-      <w:r>
-        <w:rPr>
-          <w:rStyle w:val="VerbatimChar"/>
-        </w:rPr>
-        <w:t xml:space="preserve">  UI --&gt; Router["Workspace Router"]</w:t>
-      </w:r>
-      <w:r>
-        <w:br/>
-      </w:r>
-      <w:r>
-        <w:rPr>
-          <w:rStyle w:val="VerbatimChar"/>
-        </w:rPr>
-        <w:t xml:space="preserve">  Router --&gt; Runtime["Case Runtime (app.js 상태)"]</w:t>
-      </w:r>
-      <w:r>
-        <w:br/>
-      </w:r>
-      <w:r>
-        <w:rPr>
-          <w:rStyle w:val="VerbatimChar"/>
-        </w:rPr>
-        <w:t xml:space="preserve">  Runtime --&gt; Orchestrator["운영 조율 에이전트"]</w:t>
-      </w:r>
-      <w:r>
-        <w:br/>
-      </w:r>
-      <w:r>
-        <w:rPr>
-          <w:rStyle w:val="VerbatimChar"/>
-        </w:rPr>
-        <w:t xml:space="preserve">  Orchestrator --&gt; Mesh["전문 Agent 메시 (14종)"]</w:t>
-      </w:r>
-      <w:r>
-        <w:br/>
-      </w:r>
-      <w:r>
-        <w:rPr>
-          <w:rStyle w:val="VerbatimChar"/>
-        </w:rPr>
-        <w:t xml:space="preserve">  Mesh --&gt; Skills["Skill Registry (25종)"]</w:t>
-      </w:r>
-      <w:r>
-        <w:br/>
-      </w:r>
-      <w:r>
-        <w:rPr>
-          <w:rStyle w:val="VerbatimChar"/>
-        </w:rPr>
-        <w:t xml:space="preserve">  Mesh --&gt; Gov["데이터 거버넌스 게이트&lt;br/&gt;등급제·토큰화·모델 라우팅·반출 스캔"]</w:t>
-      </w:r>
-      <w:r>
-        <w:br/>
-      </w:r>
-      <w:r>
-        <w:rPr>
-          <w:rStyle w:val="VerbatimChar"/>
-        </w:rPr>
-        <w:t xml:space="preserve">  Gov --&gt; Ext["외부 LLM (토큰 입력만)"]</w:t>
-      </w:r>
-      <w:r>
-        <w:br/>
-      </w:r>
-      <w:r>
-        <w:rPr>
-          <w:rStyle w:val="VerbatimChar"/>
-        </w:rPr>
-        <w:t xml:space="preserve">  Gov --&gt; OnPrem["국내·온프레 모델 (원본 PII)"]</w:t>
-      </w:r>
-      <w:r>
-        <w:br/>
-      </w:r>
-      <w:r>
-        <w:rPr>
-          <w:rStyle w:val="VerbatimChar"/>
-        </w:rPr>
-        <w:t xml:space="preserve">  Mesh --&gt; Evidence["Evidence Store"]</w:t>
-      </w:r>
-      <w:r>
-        <w:br/>
-      </w:r>
-      <w:r>
-        <w:rPr>
-          <w:rStyle w:val="VerbatimChar"/>
-        </w:rPr>
-        <w:t xml:space="preserve">  Mesh --&gt; Approval["Approval Gate"]</w:t>
-      </w:r>
-      <w:r>
-        <w:br/>
-      </w:r>
-      <w:r>
-        <w:rPr>
-          <w:rStyle w:val="VerbatimChar"/>
-        </w:rPr>
-        <w:t xml:space="preserve">  Approval --&gt; Audit["Audit Ledger (무결성 해시)"]</w:t>
-      </w:r>
-      <w:r>
-        <w:br/>
-      </w:r>
-      <w:r>
-        <w:rPr>
-          <w:rStyle w:val="VerbatimChar"/>
-        </w:rPr>
-        <w:t xml:space="preserve">  Audit --&gt; UI</w:t>
-      </w:r>
+        <w:pStyle w:val="CaptionedFigure"/>
+      </w:pPr>
+      <w:r>
+        <w:drawing>
+          <wp:inline>
+            <wp:extent cx="5334000" cy="5438882"/>
+            <wp:effectExtent b="0" l="0" r="0" t="0"/>
+            <wp:docPr descr="전체 시스템 아키텍처" title="" id="15" name="Picture"/>
+            <a:graphic>
+              <a:graphicData uri="http://schemas.openxmlformats.org/drawingml/2006/picture">
+                <pic:pic>
+                  <pic:nvPicPr>
+                    <pic:cNvPr descr="../02_제품/자산/diagrams/system-architecture.png" id="16" name="Picture"/>
+                    <pic:cNvPicPr>
+                      <a:picLocks noChangeArrowheads="1" noChangeAspect="1"/>
+                    </pic:cNvPicPr>
+                  </pic:nvPicPr>
+                  <pic:blipFill>
+                    <a:blip r:embed="rId14"/>
+                    <a:stretch>
+                      <a:fillRect/>
+                    </a:stretch>
+                  </pic:blipFill>
+                  <pic:spPr bwMode="auto">
+                    <a:xfrm>
+                      <a:off x="0" y="0"/>
+                      <a:ext cx="5334000" cy="5438882"/>
+                    </a:xfrm>
+                    <a:prstGeom prst="rect">
+                      <a:avLst/>
+                    </a:prstGeom>
+                    <a:noFill/>
+                    <a:ln w="9525">
+                      <a:noFill/>
+                      <a:headEnd/>
+                      <a:tailEnd/>
+                    </a:ln>
+                  </pic:spPr>
+                </pic:pic>
+              </a:graphicData>
+            </a:graphic>
+          </wp:inline>
+        </w:drawing>
+      </w:r>
+    </w:p>
+    <w:p>
+      <w:pPr>
+        <w:pStyle w:val="ImageCaption"/>
+      </w:pPr>
+      <w:r>
+        <w:t xml:space="preserve">전체 시스템 아키텍처</w:t>
+      </w:r>
+    </w:p>
+    <w:p>
+      <w:pPr>
+        <w:pStyle w:val="BlockText"/>
+      </w:pPr>
+      <w:r>
+        <w:t xml:space="preserve">8개 계층: ① 사용자 → ② 운영 콘솔(4-zone) → ③ 케이스 런타임 → ④ 전문 에이전트 메시(14)·스킬(25) → ⑤</w:t>
+      </w:r>
+      <w:r>
+        <w:t xml:space="preserve"> </w:t>
+      </w:r>
+      <w:r>
+        <w:rPr>
+          <w:b/>
+          <w:bCs/>
+        </w:rPr>
+        <w:t xml:space="preserve">데이터 거버넌스 게이트(차별점)</w:t>
+      </w:r>
+      <w:r>
+        <w:t xml:space="preserve"> </w:t>
+      </w:r>
+      <w:r>
+        <w:t xml:space="preserve">→ ⑥ 모델(온프레/외부) · ⑦ 근거 커넥터(플러그인 6) · ⑧ 기록·통제(Evidence·Approval·Audit). 편집 가능 원본:</w:t>
+      </w:r>
+      <w:r>
+        <w:t xml:space="preserve"> </w:t>
+      </w:r>
+      <w:hyperlink r:id="rId17">
+        <w:r>
+          <w:rPr>
+            <w:rStyle w:val="VerbatimChar"/>
+          </w:rPr>
+          <w:t xml:space="preserve">system-architecture.mmd</w:t>
+        </w:r>
+      </w:hyperlink>
     </w:p>
     <w:p>
       <w:pPr>
@@ -577,7 +539,7 @@
       <w:r>
         <w:t xml:space="preserve"> </w:t>
       </w:r>
-      <w:hyperlink r:id="rId14">
+      <w:hyperlink r:id="rId18">
         <w:r>
           <w:rPr>
             <w:rStyle w:val="VerbatimChar"/>
@@ -591,7 +553,7 @@
       <w:r>
         <w:t xml:space="preserve"> </w:t>
       </w:r>
-      <w:hyperlink r:id="rId15">
+      <w:hyperlink r:id="rId19">
         <w:r>
           <w:rPr>
             <w:rStyle w:val="VerbatimChar"/>
@@ -644,8 +606,8 @@
         </w:pict>
       </w:r>
     </w:p>
-    <w:bookmarkEnd w:id="16"/>
-    <w:bookmarkStart w:id="17" w:name="핵심-기능-명세-feature-specification"/>
+    <w:bookmarkEnd w:id="20"/>
+    <w:bookmarkStart w:id="21" w:name="핵심-기능-명세-feature-specification"/>
     <w:p>
       <w:pPr>
         <w:pStyle w:val="Heading2"/>
@@ -1320,8 +1282,8 @@
         </w:pict>
       </w:r>
     </w:p>
-    <w:bookmarkEnd w:id="17"/>
-    <w:bookmarkStart w:id="21" w:name="주요-기능-흐름도-flow"/>
+    <w:bookmarkEnd w:id="21"/>
+    <w:bookmarkStart w:id="25" w:name="주요-기능-흐름도-flow"/>
     <w:p>
       <w:pPr>
         <w:pStyle w:val="Heading2"/>
@@ -1475,18 +1437,18 @@
           <wp:inline>
             <wp:extent cx="5334000" cy="1232533"/>
             <wp:effectExtent b="0" l="0" r="0" t="0"/>
-            <wp:docPr descr="데이터 거버넌스 4중 방어" title="" id="19" name="Picture"/>
+            <wp:docPr descr="데이터 거버넌스 4중 방어" title="" id="23" name="Picture"/>
             <a:graphic>
               <a:graphicData uri="http://schemas.openxmlformats.org/drawingml/2006/picture">
                 <pic:pic>
                   <pic:nvPicPr>
-                    <pic:cNvPr descr="../02_제품/자산/diagrams/governance-4defense.png" id="20" name="Picture"/>
+                    <pic:cNvPr descr="../02_제품/자산/diagrams/governance-4defense.png" id="24" name="Picture"/>
                     <pic:cNvPicPr>
                       <a:picLocks noChangeArrowheads="1" noChangeAspect="1"/>
                     </pic:cNvPicPr>
                   </pic:nvPicPr>
                   <pic:blipFill>
-                    <a:blip r:embed="rId18"/>
+                    <a:blip r:embed="rId22"/>
                     <a:stretch>
                       <a:fillRect/>
                     </a:stretch>
@@ -1549,8 +1511,8 @@
         </w:pict>
       </w:r>
     </w:p>
-    <w:bookmarkEnd w:id="21"/>
-    <w:bookmarkStart w:id="22" w:name="향후-발전-방향-future-work"/>
+    <w:bookmarkEnd w:id="25"/>
+    <w:bookmarkStart w:id="26" w:name="향후-발전-방향-future-work"/>
     <w:p>
       <w:pPr>
         <w:pStyle w:val="Heading2"/>
@@ -1697,8 +1659,8 @@
         </w:pict>
       </w:r>
     </w:p>
-    <w:bookmarkEnd w:id="22"/>
-    <w:bookmarkStart w:id="28" w:name="부록-appendix"/>
+    <w:bookmarkEnd w:id="26"/>
+    <w:bookmarkStart w:id="32" w:name="부록-appendix"/>
     <w:p>
       <w:pPr>
         <w:pStyle w:val="Heading2"/>
@@ -1707,7 +1669,7 @@
         <w:t xml:space="preserve">6. 부록 (Appendix)</w:t>
       </w:r>
     </w:p>
-    <w:bookmarkStart w:id="24" w:name="a.-외부-데이터오픈소스상용-api-인벤토리-라이선스제약-발췌"/>
+    <w:bookmarkStart w:id="28" w:name="a.-외부-데이터오픈소스상용-api-인벤토리-라이선스제약-발췌"/>
     <w:p>
       <w:pPr>
         <w:pStyle w:val="Heading3"/>
@@ -2153,7 +2115,7 @@
       <w:r>
         <w:t xml:space="preserve"> </w:t>
       </w:r>
-      <w:hyperlink r:id="rId23">
+      <w:hyperlink r:id="rId27">
         <w:r>
           <w:rPr>
             <w:rStyle w:val="VerbatimChar"/>
@@ -2162,8 +2124,8 @@
         </w:r>
       </w:hyperlink>
     </w:p>
-    <w:bookmarkEnd w:id="24"/>
-    <w:bookmarkStart w:id="25" w:name="b.-구현-추적성-화면-함수-노드"/>
+    <w:bookmarkEnd w:id="28"/>
+    <w:bookmarkStart w:id="29" w:name="b.-구현-추적성-화면-함수-노드"/>
     <w:p>
       <w:pPr>
         <w:pStyle w:val="Heading3"/>
@@ -2257,7 +2219,7 @@
       <w:r>
         <w:t xml:space="preserve"> </w:t>
       </w:r>
-      <w:hyperlink r:id="rId14">
+      <w:hyperlink r:id="rId18">
         <w:r>
           <w:rPr>
             <w:rStyle w:val="VerbatimChar"/>
@@ -2269,8 +2231,8 @@
         <w:t xml:space="preserve">.</w:t>
       </w:r>
     </w:p>
-    <w:bookmarkEnd w:id="25"/>
-    <w:bookmarkStart w:id="26" w:name="c.-용어집"/>
+    <w:bookmarkEnd w:id="29"/>
+    <w:bookmarkStart w:id="30" w:name="c.-용어집"/>
     <w:p>
       <w:pPr>
         <w:pStyle w:val="Heading3"/>
@@ -2287,8 +2249,8 @@
         <w:t xml:space="preserve">Case(작업 단위)·AgentRun(실행 기록)·Skill(장착 처리능력)·Evidence(근거·출처)·Approval Gate(사람 승인 단계)·Audit Ledger(무결성 감사 원장)·데이터 등급제/토큰화/모델 라우팅/반출 스캔(거버넌스 4중 방어).</w:t>
       </w:r>
     </w:p>
-    <w:bookmarkEnd w:id="26"/>
-    <w:bookmarkStart w:id="27" w:name="d.-검증-방법"/>
+    <w:bookmarkEnd w:id="30"/>
+    <w:bookmarkStart w:id="31" w:name="d.-검증-방법"/>
     <w:p>
       <w:pPr>
         <w:pStyle w:val="Heading3"/>
@@ -2330,9 +2292,9 @@
         </w:pict>
       </w:r>
     </w:p>
-    <w:bookmarkEnd w:id="27"/>
-    <w:bookmarkEnd w:id="28"/>
-    <w:bookmarkStart w:id="30" w:name="기능-변경이력-change-log"/>
+    <w:bookmarkEnd w:id="31"/>
+    <w:bookmarkEnd w:id="32"/>
+    <w:bookmarkStart w:id="34" w:name="기능-변경이력-change-log"/>
     <w:p>
       <w:pPr>
         <w:pStyle w:val="Heading2"/>
@@ -2815,7 +2777,7 @@
       <w:r>
         <w:t xml:space="preserve"> </w:t>
       </w:r>
-      <w:hyperlink r:id="rId29">
+      <w:hyperlink r:id="rId33">
         <w:r>
           <w:rPr>
             <w:rStyle w:val="Hyperlink"/>
@@ -2824,8 +2786,8 @@
         </w:r>
       </w:hyperlink>
     </w:p>
-    <w:bookmarkEnd w:id="30"/>
-    <w:bookmarkEnd w:id="31"/>
+    <w:bookmarkEnd w:id="34"/>
+    <w:bookmarkEnd w:id="35"/>
     <w:sectPr>
       <w:footnotePr>
         <w:numRestart w:val="eachSect"/>

--- a/00_제출/제출본/JB_LocalGuard_OS_기능명세서.docx
+++ b/00_제출/제출본/JB_LocalGuard_OS_기능명세서.docx
@@ -2,7 +2,7 @@
 <file path=word/document.xml><?xml version="1.0" encoding="utf-8"?>
 <w:document xmlns:w="http://schemas.openxmlformats.org/wordprocessingml/2006/main" xmlns:m="http://schemas.openxmlformats.org/officeDocument/2006/math" xmlns:r="http://schemas.openxmlformats.org/officeDocument/2006/relationships" xmlns:o="urn:schemas-microsoft-com:office:office" xmlns:v="urn:schemas-microsoft-com:vml" xmlns:w10="urn:schemas-microsoft-com:office:word" xmlns:a="http://schemas.openxmlformats.org/drawingml/2006/main" xmlns:pic="http://schemas.openxmlformats.org/drawingml/2006/picture" xmlns:wp="http://schemas.openxmlformats.org/drawingml/2006/wordprocessingDrawing">
   <w:body>
-    <w:bookmarkStart w:id="40" w:name="jb-localguard-os-기능명세서"/>
+    <w:bookmarkStart w:id="44" w:name="jb-localguard-os-기능명세서"/>
     <w:p>
       <w:pPr>
         <w:pStyle w:val="Heading1"/>
@@ -1304,149 +1304,13 @@
       </w:r>
     </w:p>
     <w:bookmarkEnd w:id="21"/>
-    <w:bookmarkStart w:id="25" w:name="주요-기능-흐름도-flow"/>
+    <w:bookmarkStart w:id="29" w:name="주요-기능-흐름도-flow"/>
     <w:p>
       <w:pPr>
         <w:pStyle w:val="Heading2"/>
       </w:pPr>
       <w:r>
         <w:t xml:space="preserve">4. 주요 기능 흐름도 (Flow)</w:t>
-      </w:r>
-    </w:p>
-    <w:p>
-      <w:pPr>
-        <w:pStyle w:val="SourceCode"/>
-      </w:pPr>
-      <w:r>
-        <w:rPr>
-          <w:rStyle w:val="VerbatimChar"/>
-        </w:rPr>
-        <w:t xml:space="preserve">flowchart TD</w:t>
-      </w:r>
-      <w:r>
-        <w:br/>
-      </w:r>
-      <w:r>
-        <w:rPr>
-          <w:rStyle w:val="VerbatimChar"/>
-        </w:rPr>
-        <w:t xml:space="preserve">  A["케이스 선택 / 자연어 지시"] --&gt; B["AgentRun 생성"]</w:t>
-      </w:r>
-      <w:r>
-        <w:br/>
-      </w:r>
-      <w:r>
-        <w:rPr>
-          <w:rStyle w:val="VerbatimChar"/>
-        </w:rPr>
-        <w:t xml:space="preserve">  B --&gt; C["판단: 위험 분해 · 근거 · confidence"]</w:t>
-      </w:r>
-      <w:r>
-        <w:br/>
-      </w:r>
-      <w:r>
-        <w:rPr>
-          <w:rStyle w:val="VerbatimChar"/>
-        </w:rPr>
-        <w:t xml:space="preserve">  C --&gt; D["행동 초안: 콜백/체크리스트/메모"]</w:t>
-      </w:r>
-      <w:r>
-        <w:br/>
-      </w:r>
-      <w:r>
-        <w:rPr>
-          <w:rStyle w:val="VerbatimChar"/>
-        </w:rPr>
-        <w:t xml:space="preserve">  D --&gt; E{"외부 LLM 필요?"}</w:t>
-      </w:r>
-      <w:r>
-        <w:br/>
-      </w:r>
-      <w:r>
-        <w:rPr>
-          <w:rStyle w:val="VerbatimChar"/>
-        </w:rPr>
-        <w:t xml:space="preserve">  E --&gt;|예| G["거버넌스: PII 토큰화 → 반출 스캔"]</w:t>
-      </w:r>
-      <w:r>
-        <w:br/>
-      </w:r>
-      <w:r>
-        <w:rPr>
-          <w:rStyle w:val="VerbatimChar"/>
-        </w:rPr>
-        <w:t xml:space="preserve">  E --&gt;|아니오| F</w:t>
-      </w:r>
-      <w:r>
-        <w:br/>
-      </w:r>
-      <w:r>
-        <w:rPr>
-          <w:rStyle w:val="VerbatimChar"/>
-        </w:rPr>
-        <w:t xml:space="preserve">  G --&gt; F["검증: 준법 검토(과장·PII·표현)"]</w:t>
-      </w:r>
-      <w:r>
-        <w:br/>
-      </w:r>
-      <w:r>
-        <w:rPr>
-          <w:rStyle w:val="VerbatimChar"/>
-        </w:rPr>
-        <w:t xml:space="preserve">  F --&gt; H{"Approval Gate"}</w:t>
-      </w:r>
-      <w:r>
-        <w:br/>
-      </w:r>
-      <w:r>
-        <w:rPr>
-          <w:rStyle w:val="VerbatimChar"/>
-        </w:rPr>
-        <w:t xml:space="preserve">  H --&gt;|승인| I["Approved → 산출물/조치 준비"]</w:t>
-      </w:r>
-      <w:r>
-        <w:br/>
-      </w:r>
-      <w:r>
-        <w:rPr>
-          <w:rStyle w:val="VerbatimChar"/>
-        </w:rPr>
-        <w:t xml:space="preserve">  H --&gt;|반려/차단| J["Escalation / 외부 접촉 차단"]</w:t>
-      </w:r>
-      <w:r>
-        <w:br/>
-      </w:r>
-      <w:r>
-        <w:rPr>
-          <w:rStyle w:val="VerbatimChar"/>
-        </w:rPr>
-        <w:t xml:space="preserve">  I --&gt; K["Audit Ledger 기록"]</w:t>
-      </w:r>
-      <w:r>
-        <w:br/>
-      </w:r>
-      <w:r>
-        <w:rPr>
-          <w:rStyle w:val="VerbatimChar"/>
-        </w:rPr>
-        <w:t xml:space="preserve">  J --&gt; K</w:t>
-      </w:r>
-      <w:r>
-        <w:br/>
-      </w:r>
-      <w:r>
-        <w:rPr>
-          <w:rStyle w:val="VerbatimChar"/>
-        </w:rPr>
-        <w:t xml:space="preserve">  K --&gt; L["Properties/Activity 갱신 + 사후관리 큐"]</w:t>
-      </w:r>
-    </w:p>
-    <w:p>
-      <w:pPr>
-        <w:pStyle w:val="FirstParagraph"/>
-      </w:pPr>
-      <w:r>
-        <w:t xml:space="preserve">외부 LLM 호출 구간의 PII 비반출 4중 방어:</w:t>
       </w:r>
     </w:p>
     <w:p>
@@ -1456,20 +1320,102 @@
       <w:r>
         <w:drawing>
           <wp:inline>
-            <wp:extent cx="5334000" cy="1232533"/>
+            <wp:extent cx="5334000" cy="1363466"/>
             <wp:effectExtent b="0" l="0" r="0" t="0"/>
-            <wp:docPr descr="데이터 거버넌스 4중 방어" title="" id="23" name="Picture"/>
+            <wp:docPr descr="주요 기능 흐름도 (단계별)" title="" id="23" name="Picture"/>
             <a:graphic>
               <a:graphicData uri="http://schemas.openxmlformats.org/drawingml/2006/picture">
                 <pic:pic>
                   <pic:nvPicPr>
-                    <pic:cNvPr descr="../02_제품/자산/diagrams/governance-4defense.png" id="24" name="Picture"/>
+                    <pic:cNvPr descr="../02_제품/자산/diagrams/feature-flow.png" id="24" name="Picture"/>
                     <pic:cNvPicPr>
                       <a:picLocks noChangeArrowheads="1" noChangeAspect="1"/>
                     </pic:cNvPicPr>
                   </pic:nvPicPr>
                   <pic:blipFill>
                     <a:blip r:embed="rId22"/>
+                    <a:stretch>
+                      <a:fillRect/>
+                    </a:stretch>
+                  </pic:blipFill>
+                  <pic:spPr bwMode="auto">
+                    <a:xfrm>
+                      <a:off x="0" y="0"/>
+                      <a:ext cx="5334000" cy="1363466"/>
+                    </a:xfrm>
+                    <a:prstGeom prst="rect">
+                      <a:avLst/>
+                    </a:prstGeom>
+                    <a:noFill/>
+                    <a:ln w="9525">
+                      <a:noFill/>
+                      <a:headEnd/>
+                      <a:tailEnd/>
+                    </a:ln>
+                  </pic:spPr>
+                </pic:pic>
+              </a:graphicData>
+            </a:graphic>
+          </wp:inline>
+        </w:drawing>
+      </w:r>
+    </w:p>
+    <w:p>
+      <w:pPr>
+        <w:pStyle w:val="ImageCaption"/>
+      </w:pPr>
+      <w:r>
+        <w:t xml:space="preserve">주요 기능 흐름도 (단계별)</w:t>
+      </w:r>
+    </w:p>
+    <w:p>
+      <w:pPr>
+        <w:pStyle w:val="BlockText"/>
+      </w:pPr>
+      <w:r>
+        <w:t xml:space="preserve">① 접수 → ② 판단 → ③ 행동·거버넌스(외부 LLM 필요 시 PII 토큰화→반출 스캔) → ④ 검증·승인(준법 검토→Approval Gate, 반려 시 Escalation·외부 접촉 차단) → ⑤ 기록·후속(Audit Ledger→Properties 갱신·사후관리 큐). 편집 원본:</w:t>
+      </w:r>
+      <w:r>
+        <w:t xml:space="preserve"> </w:t>
+      </w:r>
+      <w:hyperlink r:id="rId25">
+        <w:r>
+          <w:rPr>
+            <w:rStyle w:val="VerbatimChar"/>
+          </w:rPr>
+          <w:t xml:space="preserve">feature-flow.mmd</w:t>
+        </w:r>
+      </w:hyperlink>
+    </w:p>
+    <w:p>
+      <w:pPr>
+        <w:pStyle w:val="FirstParagraph"/>
+      </w:pPr>
+      <w:r>
+        <w:t xml:space="preserve">외부 LLM 호출 구간의 PII 비반출 4중 방어:</w:t>
+      </w:r>
+    </w:p>
+    <w:p>
+      <w:pPr>
+        <w:pStyle w:val="CaptionedFigure"/>
+      </w:pPr>
+      <w:r>
+        <w:drawing>
+          <wp:inline>
+            <wp:extent cx="5334000" cy="1232533"/>
+            <wp:effectExtent b="0" l="0" r="0" t="0"/>
+            <wp:docPr descr="데이터 거버넌스 4중 방어" title="" id="27" name="Picture"/>
+            <a:graphic>
+              <a:graphicData uri="http://schemas.openxmlformats.org/drawingml/2006/picture">
+                <pic:pic>
+                  <pic:nvPicPr>
+                    <pic:cNvPr descr="../02_제품/자산/diagrams/governance-4defense.png" id="28" name="Picture"/>
+                    <pic:cNvPicPr>
+                      <a:picLocks noChangeArrowheads="1" noChangeAspect="1"/>
+                    </pic:cNvPicPr>
+                  </pic:nvPicPr>
+                  <pic:blipFill>
+                    <a:blip r:embed="rId26"/>
                     <a:stretch>
                       <a:fillRect/>
                     </a:stretch>
@@ -1532,8 +1478,8 @@
         </w:pict>
       </w:r>
     </w:p>
-    <w:bookmarkEnd w:id="25"/>
-    <w:bookmarkStart w:id="26" w:name="향후-발전-방향-future-work"/>
+    <w:bookmarkEnd w:id="29"/>
+    <w:bookmarkStart w:id="30" w:name="향후-발전-방향-future-work"/>
     <w:p>
       <w:pPr>
         <w:pStyle w:val="Heading2"/>
@@ -1680,8 +1626,8 @@
         </w:pict>
       </w:r>
     </w:p>
-    <w:bookmarkEnd w:id="26"/>
-    <w:bookmarkStart w:id="37" w:name="부록-appendix"/>
+    <w:bookmarkEnd w:id="30"/>
+    <w:bookmarkStart w:id="41" w:name="부록-appendix"/>
     <w:p>
       <w:pPr>
         <w:pStyle w:val="Heading2"/>
@@ -1690,7 +1636,7 @@
         <w:t xml:space="preserve">6. 부록 (Appendix)</w:t>
       </w:r>
     </w:p>
-    <w:bookmarkStart w:id="28" w:name="a.-외부-데이터오픈소스상용-api-인벤토리-라이선스제약-발췌"/>
+    <w:bookmarkStart w:id="32" w:name="a.-외부-데이터오픈소스상용-api-인벤토리-라이선스제약-발췌"/>
     <w:p>
       <w:pPr>
         <w:pStyle w:val="Heading3"/>
@@ -2136,7 +2082,7 @@
       <w:r>
         <w:t xml:space="preserve"> </w:t>
       </w:r>
-      <w:hyperlink r:id="rId27">
+      <w:hyperlink r:id="rId31">
         <w:r>
           <w:rPr>
             <w:rStyle w:val="VerbatimChar"/>
@@ -2145,8 +2091,8 @@
         </w:r>
       </w:hyperlink>
     </w:p>
-    <w:bookmarkEnd w:id="28"/>
-    <w:bookmarkStart w:id="29" w:name="b.-구현-추적성-화면-함수-노드"/>
+    <w:bookmarkEnd w:id="32"/>
+    <w:bookmarkStart w:id="33" w:name="b.-구현-추적성-화면-함수-노드"/>
     <w:p>
       <w:pPr>
         <w:pStyle w:val="Heading3"/>
@@ -2252,8 +2198,8 @@
         <w:t xml:space="preserve">.</w:t>
       </w:r>
     </w:p>
-    <w:bookmarkEnd w:id="29"/>
-    <w:bookmarkStart w:id="30" w:name="c.-용어집"/>
+    <w:bookmarkEnd w:id="33"/>
+    <w:bookmarkStart w:id="34" w:name="c.-용어집"/>
     <w:p>
       <w:pPr>
         <w:pStyle w:val="Heading3"/>
@@ -2270,8 +2216,8 @@
         <w:t xml:space="preserve">Case(작업 단위)·AgentRun(실행 기록)·Skill(장착 처리능력)·Evidence(근거·출처)·Approval Gate(사람 승인 단계)·Audit Ledger(무결성 감사 원장)·데이터 등급제/토큰화/모델 라우팅/반출 스캔(거버넌스 4중 방어).</w:t>
       </w:r>
     </w:p>
-    <w:bookmarkEnd w:id="30"/>
-    <w:bookmarkStart w:id="31" w:name="d.-검증-방법"/>
+    <w:bookmarkEnd w:id="34"/>
+    <w:bookmarkStart w:id="35" w:name="d.-검증-방법"/>
     <w:p>
       <w:pPr>
         <w:pStyle w:val="Heading3"/>
@@ -2306,8 +2252,8 @@
         <w:t xml:space="preserve">, Playwright E2E 19종, 골든 패스 3종 데모.</w:t>
       </w:r>
     </w:p>
-    <w:bookmarkEnd w:id="31"/>
-    <w:bookmarkStart w:id="36" w:name="e.-상세-시스템-구성도-전-컴포넌트"/>
+    <w:bookmarkEnd w:id="35"/>
+    <w:bookmarkStart w:id="40" w:name="e.-상세-시스템-구성도-전-컴포넌트"/>
     <w:p>
       <w:pPr>
         <w:pStyle w:val="Heading3"/>
@@ -2333,18 +2279,18 @@
           <wp:inline>
             <wp:extent cx="5334000" cy="3850668"/>
             <wp:effectExtent b="0" l="0" r="0" t="0"/>
-            <wp:docPr descr="상세 시스템 구성도" title="" id="33" name="Picture"/>
+            <wp:docPr descr="상세 시스템 구성도" title="" id="37" name="Picture"/>
             <a:graphic>
               <a:graphicData uri="http://schemas.openxmlformats.org/drawingml/2006/picture">
                 <pic:pic>
                   <pic:nvPicPr>
-                    <pic:cNvPr descr="../02_제품/자산/diagrams/system-architecture-full.png" id="34" name="Picture"/>
+                    <pic:cNvPr descr="../02_제품/자산/diagrams/system-architecture-full.png" id="38" name="Picture"/>
                     <pic:cNvPicPr>
                       <a:picLocks noChangeArrowheads="1" noChangeAspect="1"/>
                     </pic:cNvPicPr>
                   </pic:nvPicPr>
                   <pic:blipFill>
-                    <a:blip r:embed="rId32"/>
+                    <a:blip r:embed="rId36"/>
                     <a:stretch>
                       <a:fillRect/>
                     </a:stretch>
@@ -2389,7 +2335,7 @@
       <w:r>
         <w:t xml:space="preserve"> </w:t>
       </w:r>
-      <w:hyperlink r:id="rId35">
+      <w:hyperlink r:id="rId39">
         <w:r>
           <w:rPr>
             <w:rStyle w:val="VerbatimChar"/>
@@ -2420,9 +2366,9 @@
         </w:pict>
       </w:r>
     </w:p>
-    <w:bookmarkEnd w:id="36"/>
-    <w:bookmarkEnd w:id="37"/>
-    <w:bookmarkStart w:id="39" w:name="기능-변경이력-change-log"/>
+    <w:bookmarkEnd w:id="40"/>
+    <w:bookmarkEnd w:id="41"/>
+    <w:bookmarkStart w:id="43" w:name="기능-변경이력-change-log"/>
     <w:p>
       <w:pPr>
         <w:pStyle w:val="Heading2"/>
@@ -2905,7 +2851,7 @@
       <w:r>
         <w:t xml:space="preserve"> </w:t>
       </w:r>
-      <w:hyperlink r:id="rId38">
+      <w:hyperlink r:id="rId42">
         <w:r>
           <w:rPr>
             <w:rStyle w:val="Hyperlink"/>
@@ -2914,8 +2860,8 @@
         </w:r>
       </w:hyperlink>
     </w:p>
-    <w:bookmarkEnd w:id="39"/>
-    <w:bookmarkEnd w:id="40"/>
+    <w:bookmarkEnd w:id="43"/>
+    <w:bookmarkEnd w:id="44"/>
     <w:sectPr>
       <w:footnotePr>
         <w:numRestart w:val="eachSect"/>
